--- a/app/tests/reports/modules/test_proximity_monitor_documentation.docx
+++ b/app/tests/reports/modules/test_proximity_monitor_documentation.docx
@@ -12,12 +12,12 @@
     </w:p>
     <w:p>
       <w:r>
-        <w:t>Generated at: 2026-07-29T05:21:17+00:00</w:t>
-      </w:r>
-    </w:p>
-    <w:p>
-      <w:r>
-        <w:t>Test session started: 2026-07-29T05:21:12+00:00</w:t>
+        <w:t>Generated at: 2026-07-29T10:05:23+00:00</w:t>
+      </w:r>
+    </w:p>
+    <w:p>
+      <w:r>
+        <w:t>Test session started: 2026-07-29T10:05:21+00:00</w:t>
       </w:r>
     </w:p>
     <w:p>
@@ -348,7 +348,7 @@
           </w:tcPr>
           <w:p>
             <w:r>
-              <w:t>0.076</w:t>
+              <w:t>0.090</w:t>
             </w:r>
           </w:p>
         </w:tc>
@@ -390,17 +390,17 @@
           </w:tcPr>
           <w:p>
             <w:r>
-              <w:t>test_proximity_alert_requires_manual_control_below_200m</w:t>
-            </w:r>
-          </w:p>
-        </w:tc>
-        <w:tc>
-          <w:tcPr>
-            <w:tcW w:w="2400" w:type="dxa"/>
-          </w:tcPr>
-          <w:p>
-            <w:r>
-              <w:t>Proximity alert requires manual control below 200m</w:t>
+              <w:t>test_proximity_alert_requires_manual_control_below_250m</w:t>
+            </w:r>
+          </w:p>
+        </w:tc>
+        <w:tc>
+          <w:tcPr>
+            <w:tcW w:w="2400" w:type="dxa"/>
+          </w:tcPr>
+          <w:p>
+            <w:r>
+              <w:t>Proximity alert requires manual control below 250m</w:t>
             </w:r>
           </w:p>
         </w:tc>
@@ -420,7 +420,7 @@
           </w:tcPr>
           <w:p>
             <w:r>
-              <w:t>0.483</w:t>
+              <w:t>0.590</w:t>
             </w:r>
           </w:p>
         </w:tc>
